--- a/static/files/DriscollCV_aug2026_webversion.docx
+++ b/static/files/DriscollCV_aug2026_webversion.docx
@@ -121,6 +121,7 @@
         </w:rPr>
         <w:tab/>
       </w:r>
+      <w:proofErr w:type="gramStart"/>
       <w:r>
         <w:rPr>
           <w:rFonts w:ascii="Times New Roman" w:hAnsi="Times New Roman" w:cs="Times New Roman"/>
@@ -140,6 +141,7 @@
         </w:rPr>
         <w:tab/>
       </w:r>
+      <w:proofErr w:type="gramEnd"/>
       <w:r>
         <w:rPr>
           <w:rFonts w:ascii="Times New Roman" w:hAnsi="Times New Roman" w:cs="Times New Roman"/>
@@ -544,6 +546,7 @@
         </w:rPr>
         <w:t>summa cum laude</w:t>
       </w:r>
+      <w:proofErr w:type="gramStart"/>
       <w:r>
         <w:rPr>
           <w:rFonts w:ascii="Times New Roman" w:hAnsi="Times New Roman" w:cs="Times New Roman"/>
@@ -563,6 +566,7 @@
         </w:rPr>
         <w:tab/>
       </w:r>
+      <w:proofErr w:type="gramEnd"/>
       <w:r>
         <w:rPr>
           <w:rFonts w:ascii="Times New Roman" w:hAnsi="Times New Roman" w:cs="Times New Roman"/>
@@ -1089,6 +1093,126 @@
           <w:sz w:val="22"/>
           <w:szCs w:val="22"/>
         </w:rPr>
+        <w:t xml:space="preserve">4. Hunter, P., J.T. Abatzoglou, </w:t>
+      </w:r>
+      <w:r>
+        <w:rPr>
+          <w:rFonts w:ascii="Times New Roman" w:hAnsi="Times New Roman" w:cs="Times New Roman"/>
+          <w:b/>
+          <w:color w:val="000000" w:themeColor="text1"/>
+          <w:sz w:val="22"/>
+          <w:szCs w:val="22"/>
+        </w:rPr>
+        <w:t>A.W. Driscoll</w:t>
+      </w:r>
+      <w:r>
+        <w:rPr>
+          <w:rFonts w:ascii="Times New Roman" w:hAnsi="Times New Roman" w:cs="Times New Roman"/>
+          <w:bCs/>
+          <w:color w:val="000000" w:themeColor="text1"/>
+          <w:sz w:val="22"/>
+          <w:szCs w:val="22"/>
+        </w:rPr>
+        <w:t xml:space="preserve">, D. Wei, </w:t>
+      </w:r>
+      <w:r>
+        <w:rPr>
+          <w:rFonts w:ascii="Times New Roman" w:hAnsi="Times New Roman" w:cs="Times New Roman"/>
+          <w:color w:val="000000" w:themeColor="text1"/>
+          <w:sz w:val="22"/>
+          <w:szCs w:val="22"/>
+        </w:rPr>
+        <w:t>N.D. Mueller</w:t>
+      </w:r>
+      <w:r>
+        <w:rPr>
+          <w:rFonts w:ascii="Times New Roman" w:hAnsi="Times New Roman" w:cs="Times New Roman"/>
+          <w:color w:val="000000" w:themeColor="text1"/>
+          <w:sz w:val="22"/>
+          <w:szCs w:val="22"/>
+        </w:rPr>
+        <w:t>.</w:t>
+      </w:r>
+      <w:r>
+        <w:rPr>
+          <w:rFonts w:ascii="Times New Roman" w:hAnsi="Times New Roman" w:cs="Times New Roman"/>
+          <w:bCs/>
+          <w:color w:val="000000" w:themeColor="text1"/>
+          <w:sz w:val="22"/>
+          <w:szCs w:val="22"/>
+        </w:rPr>
+        <w:t xml:space="preserve"> </w:t>
+      </w:r>
+      <w:r>
+        <w:rPr>
+          <w:rFonts w:ascii="Times New Roman" w:hAnsi="Times New Roman" w:cs="Times New Roman"/>
+          <w:bCs/>
+          <w:color w:val="000000" w:themeColor="text1"/>
+          <w:sz w:val="22"/>
+          <w:szCs w:val="22"/>
+        </w:rPr>
+        <w:t>Irrigated crop yields reveal distinct influences of heat and moisture. (</w:t>
+      </w:r>
+      <w:r>
+        <w:rPr>
+          <w:rFonts w:ascii="Times New Roman" w:hAnsi="Times New Roman" w:cs="Times New Roman"/>
+          <w:bCs/>
+          <w:color w:val="000000" w:themeColor="text1"/>
+          <w:sz w:val="22"/>
+          <w:szCs w:val="22"/>
+        </w:rPr>
+        <w:t>Under Review</w:t>
+      </w:r>
+      <w:r>
+        <w:rPr>
+          <w:rFonts w:ascii="Times New Roman" w:hAnsi="Times New Roman" w:cs="Times New Roman"/>
+          <w:bCs/>
+          <w:color w:val="000000" w:themeColor="text1"/>
+          <w:sz w:val="22"/>
+          <w:szCs w:val="22"/>
+        </w:rPr>
+        <w:t>).</w:t>
+      </w:r>
+    </w:p>
+    <w:p>
+      <w:pPr>
+        <w:rPr>
+          <w:rFonts w:ascii="Times New Roman" w:hAnsi="Times New Roman" w:cs="Times New Roman"/>
+          <w:bCs/>
+          <w:color w:val="000000" w:themeColor="text1"/>
+          <w:sz w:val="22"/>
+          <w:szCs w:val="22"/>
+        </w:rPr>
+      </w:pPr>
+    </w:p>
+    <w:p>
+      <w:pPr>
+        <w:rPr>
+          <w:rFonts w:ascii="Times New Roman" w:hAnsi="Times New Roman" w:cs="Times New Roman"/>
+          <w:bCs/>
+          <w:color w:val="000000" w:themeColor="text1"/>
+          <w:sz w:val="22"/>
+          <w:szCs w:val="22"/>
+        </w:rPr>
+      </w:pPr>
+      <w:r>
+        <w:rPr>
+          <w:rFonts w:ascii="Times New Roman" w:hAnsi="Times New Roman" w:cs="Times New Roman"/>
+          <w:bCs/>
+          <w:color w:val="000000" w:themeColor="text1"/>
+          <w:sz w:val="22"/>
+          <w:szCs w:val="22"/>
+        </w:rPr>
+        <w:t>2</w:t>
+      </w:r>
+      <w:r>
+        <w:rPr>
+          <w:rFonts w:ascii="Times New Roman" w:hAnsi="Times New Roman" w:cs="Times New Roman"/>
+          <w:bCs/>
+          <w:color w:val="000000" w:themeColor="text1"/>
+          <w:sz w:val="22"/>
+          <w:szCs w:val="22"/>
+        </w:rPr>
         <w:t>3</w:t>
       </w:r>
       <w:r>
@@ -1185,7 +1309,27 @@
           <w:sz w:val="22"/>
           <w:szCs w:val="22"/>
         </w:rPr>
-        <w:t xml:space="preserve">, S.W. Blecker, A.G. Firth, E.F. Kelly, A.R. Kemanian, </w:t>
+        <w:t xml:space="preserve">, S.W. Blecker, A.G. Firth, E.F. Kelly, A.R. </w:t>
+      </w:r>
+      <w:proofErr w:type="spellStart"/>
+      <w:r>
+        <w:rPr>
+          <w:rFonts w:ascii="Times New Roman" w:hAnsi="Times New Roman" w:cs="Times New Roman"/>
+          <w:color w:val="000000" w:themeColor="text1"/>
+          <w:sz w:val="22"/>
+          <w:szCs w:val="22"/>
+        </w:rPr>
+        <w:t>Kemanian</w:t>
+      </w:r>
+      <w:proofErr w:type="spellEnd"/>
+      <w:r>
+        <w:rPr>
+          <w:rFonts w:ascii="Times New Roman" w:hAnsi="Times New Roman" w:cs="Times New Roman"/>
+          <w:color w:val="000000" w:themeColor="text1"/>
+          <w:sz w:val="22"/>
+          <w:szCs w:val="22"/>
+        </w:rPr>
+        <w:t xml:space="preserve">, </w:t>
       </w:r>
       <w:r>
         <w:rPr>
@@ -1382,7 +1526,29 @@
           <w:sz w:val="22"/>
           <w:szCs w:val="22"/>
         </w:rPr>
-        <w:t>The PSInet Plant Water Potential Database: advancing new perspectives on plant water status, traits, and hydraulic processes</w:t>
+        <w:t xml:space="preserve">The </w:t>
+      </w:r>
+      <w:proofErr w:type="spellStart"/>
+      <w:r>
+        <w:rPr>
+          <w:rFonts w:ascii="Times New Roman" w:hAnsi="Times New Roman" w:cs="Times New Roman"/>
+          <w:bCs/>
+          <w:color w:val="000000" w:themeColor="text1"/>
+          <w:sz w:val="22"/>
+          <w:szCs w:val="22"/>
+        </w:rPr>
+        <w:t>PSInet</w:t>
+      </w:r>
+      <w:proofErr w:type="spellEnd"/>
+      <w:r>
+        <w:rPr>
+          <w:rFonts w:ascii="Times New Roman" w:hAnsi="Times New Roman" w:cs="Times New Roman"/>
+          <w:bCs/>
+          <w:color w:val="000000" w:themeColor="text1"/>
+          <w:sz w:val="22"/>
+          <w:szCs w:val="22"/>
+        </w:rPr>
+        <w:t xml:space="preserve"> Plant Water Potential Database: advancing new perspectives on plant water status, traits, and hydraulic processes</w:t>
       </w:r>
       <w:r>
         <w:rPr>
@@ -1564,8 +1730,19 @@
           <w:sz w:val="22"/>
           <w:szCs w:val="22"/>
         </w:rPr>
-        <w:t>, N. Koch, D. Wuepper</w:t>
-      </w:r>
+        <w:t xml:space="preserve">, N. Koch, D. </w:t>
+      </w:r>
+      <w:proofErr w:type="spellStart"/>
+      <w:r>
+        <w:rPr>
+          <w:rFonts w:ascii="Times New Roman" w:hAnsi="Times New Roman" w:cs="Times New Roman"/>
+          <w:color w:val="000000" w:themeColor="text1"/>
+          <w:sz w:val="22"/>
+          <w:szCs w:val="22"/>
+        </w:rPr>
+        <w:t>Wuepper</w:t>
+      </w:r>
+      <w:proofErr w:type="spellEnd"/>
       <w:r>
         <w:rPr>
           <w:rFonts w:ascii="Times New Roman" w:hAnsi="Times New Roman" w:cs="Times New Roman"/>
@@ -1843,6 +2020,7 @@
           <w:sz w:val="22"/>
           <w:szCs w:val="22"/>
         </w:rPr>
+        <w:lastRenderedPageBreak/>
         <w:t xml:space="preserve">18. Chen, Y., S.M. Brouder, C.M. Kallenbach, J.P. Schimel, A.W. Driscoll, K.M. Geyers, Y. Rui. </w:t>
       </w:r>
       <w:r>
@@ -2339,7 +2517,51 @@
           <w:sz w:val="22"/>
           <w:szCs w:val="22"/>
         </w:rPr>
-        <w:t xml:space="preserve">I. Jahromi, J.R. Ehleringer (2025). Climate gradients underlie geographical variations in iWUE and </w:t>
+        <w:t xml:space="preserve">I. Jahromi, J.R. </w:t>
+      </w:r>
+      <w:proofErr w:type="spellStart"/>
+      <w:r>
+        <w:rPr>
+          <w:rFonts w:ascii="Times New Roman" w:hAnsi="Times New Roman" w:cs="Times New Roman"/>
+          <w:bCs/>
+          <w:color w:val="000000" w:themeColor="text1"/>
+          <w:sz w:val="22"/>
+          <w:szCs w:val="22"/>
+        </w:rPr>
+        <w:t>Ehleringer</w:t>
+      </w:r>
+      <w:proofErr w:type="spellEnd"/>
+      <w:r>
+        <w:rPr>
+          <w:rFonts w:ascii="Times New Roman" w:hAnsi="Times New Roman" w:cs="Times New Roman"/>
+          <w:bCs/>
+          <w:color w:val="000000" w:themeColor="text1"/>
+          <w:sz w:val="22"/>
+          <w:szCs w:val="22"/>
+        </w:rPr>
+        <w:t xml:space="preserve"> (2025). Climate gradients underlie geographical variations in </w:t>
+      </w:r>
+      <w:proofErr w:type="spellStart"/>
+      <w:r>
+        <w:rPr>
+          <w:rFonts w:ascii="Times New Roman" w:hAnsi="Times New Roman" w:cs="Times New Roman"/>
+          <w:bCs/>
+          <w:color w:val="000000" w:themeColor="text1"/>
+          <w:sz w:val="22"/>
+          <w:szCs w:val="22"/>
+        </w:rPr>
+        <w:t>iWUE</w:t>
+      </w:r>
+      <w:proofErr w:type="spellEnd"/>
+      <w:r>
+        <w:rPr>
+          <w:rFonts w:ascii="Times New Roman" w:hAnsi="Times New Roman" w:cs="Times New Roman"/>
+          <w:bCs/>
+          <w:color w:val="000000" w:themeColor="text1"/>
+          <w:sz w:val="22"/>
+          <w:szCs w:val="22"/>
+        </w:rPr>
+        <w:t xml:space="preserve"> and </w:t>
       </w:r>
       <w:r>
         <w:rPr>
@@ -2426,7 +2648,29 @@
           <w:sz w:val="22"/>
           <w:szCs w:val="22"/>
         </w:rPr>
-        <w:t xml:space="preserve"> doi: </w:t>
+        <w:t xml:space="preserve"> </w:t>
+      </w:r>
+      <w:proofErr w:type="spellStart"/>
+      <w:r>
+        <w:rPr>
+          <w:rFonts w:ascii="Times New Roman" w:hAnsi="Times New Roman" w:cs="Times New Roman"/>
+          <w:bCs/>
+          <w:color w:val="000000" w:themeColor="text1"/>
+          <w:sz w:val="22"/>
+          <w:szCs w:val="22"/>
+        </w:rPr>
+        <w:t>doi</w:t>
+      </w:r>
+      <w:proofErr w:type="spellEnd"/>
+      <w:r>
+        <w:rPr>
+          <w:rFonts w:ascii="Times New Roman" w:hAnsi="Times New Roman" w:cs="Times New Roman"/>
+          <w:bCs/>
+          <w:color w:val="000000" w:themeColor="text1"/>
+          <w:sz w:val="22"/>
+          <w:szCs w:val="22"/>
+        </w:rPr>
+        <w:t xml:space="preserve">: </w:t>
       </w:r>
       <w:r>
         <w:rPr>
@@ -2526,7 +2770,18 @@
           <w:sz w:val="22"/>
           <w:szCs w:val="22"/>
         </w:rPr>
-        <w:t>, Y.W. Kuang, E.N.J. Brookshire, X.T. L</w:t>
+        <w:t xml:space="preserve">, Y.W. Kuang, E.N.J. Brookshire, X.T. </w:t>
+      </w:r>
+      <w:proofErr w:type="spellStart"/>
+      <w:r>
+        <w:rPr>
+          <w:rFonts w:ascii="Times New Roman" w:hAnsi="Times New Roman" w:cs="Times New Roman"/>
+          <w:bCs/>
+          <w:color w:val="000000" w:themeColor="text1"/>
+          <w:sz w:val="22"/>
+          <w:szCs w:val="22"/>
+        </w:rPr>
+        <w:t>L</w:t>
       </w:r>
       <w:r>
         <w:rPr>
@@ -2538,6 +2793,7 @@
         </w:rPr>
         <w:t>ü</w:t>
       </w:r>
+      <w:proofErr w:type="spellEnd"/>
       <w:r>
         <w:rPr>
           <w:rFonts w:ascii="Times New Roman" w:hAnsi="Times New Roman" w:cs="Times New Roman"/>
@@ -2590,14 +2846,25 @@
         </w:rPr>
         <w:t xml:space="preserve">Communications. </w:t>
       </w:r>
-      <w:r>
-        <w:rPr>
-          <w:rFonts w:ascii="Times New Roman" w:hAnsi="Times New Roman" w:cs="Times New Roman"/>
-          <w:color w:val="000000" w:themeColor="text1"/>
-          <w:sz w:val="22"/>
-          <w:szCs w:val="22"/>
-        </w:rPr>
-        <w:t>doi: 0.1038/s41467-024-50674-6</w:t>
+      <w:proofErr w:type="spellStart"/>
+      <w:r>
+        <w:rPr>
+          <w:rFonts w:ascii="Times New Roman" w:hAnsi="Times New Roman" w:cs="Times New Roman"/>
+          <w:color w:val="000000" w:themeColor="text1"/>
+          <w:sz w:val="22"/>
+          <w:szCs w:val="22"/>
+        </w:rPr>
+        <w:t>doi</w:t>
+      </w:r>
+      <w:proofErr w:type="spellEnd"/>
+      <w:r>
+        <w:rPr>
+          <w:rFonts w:ascii="Times New Roman" w:hAnsi="Times New Roman" w:cs="Times New Roman"/>
+          <w:color w:val="000000" w:themeColor="text1"/>
+          <w:sz w:val="22"/>
+          <w:szCs w:val="22"/>
+        </w:rPr>
+        <w:t>: 0.1038/s41467-024-50674-6</w:t>
       </w:r>
     </w:p>
     <w:p>
@@ -2712,7 +2979,47 @@
           <w:sz w:val="22"/>
           <w:szCs w:val="22"/>
         </w:rPr>
-        <w:t xml:space="preserve"> N.J. Planavsky, M.A.B. Siddik, S. Spencer, S. Zhang,</w:t>
+        <w:t xml:space="preserve"> N.J. </w:t>
+      </w:r>
+      <w:proofErr w:type="spellStart"/>
+      <w:r>
+        <w:rPr>
+          <w:rFonts w:ascii="Times New Roman" w:hAnsi="Times New Roman" w:cs="Times New Roman"/>
+          <w:color w:val="000000" w:themeColor="text1"/>
+          <w:sz w:val="22"/>
+          <w:szCs w:val="22"/>
+        </w:rPr>
+        <w:t>Planavsky</w:t>
+      </w:r>
+      <w:proofErr w:type="spellEnd"/>
+      <w:r>
+        <w:rPr>
+          <w:rFonts w:ascii="Times New Roman" w:hAnsi="Times New Roman" w:cs="Times New Roman"/>
+          <w:color w:val="000000" w:themeColor="text1"/>
+          <w:sz w:val="22"/>
+          <w:szCs w:val="22"/>
+        </w:rPr>
+        <w:t xml:space="preserve">, M.A.B. </w:t>
+      </w:r>
+      <w:proofErr w:type="spellStart"/>
+      <w:r>
+        <w:rPr>
+          <w:rFonts w:ascii="Times New Roman" w:hAnsi="Times New Roman" w:cs="Times New Roman"/>
+          <w:color w:val="000000" w:themeColor="text1"/>
+          <w:sz w:val="22"/>
+          <w:szCs w:val="22"/>
+        </w:rPr>
+        <w:t>Siddik</w:t>
+      </w:r>
+      <w:proofErr w:type="spellEnd"/>
+      <w:r>
+        <w:rPr>
+          <w:rFonts w:ascii="Times New Roman" w:hAnsi="Times New Roman" w:cs="Times New Roman"/>
+          <w:color w:val="000000" w:themeColor="text1"/>
+          <w:sz w:val="22"/>
+          <w:szCs w:val="22"/>
+        </w:rPr>
+        <w:t>, S. Spencer, S. Zhang,</w:t>
       </w:r>
       <w:r>
         <w:rPr>
@@ -2812,14 +3119,25 @@
         </w:rPr>
         <w:t xml:space="preserve"> Water. </w:t>
       </w:r>
-      <w:r>
-        <w:rPr>
-          <w:rFonts w:ascii="Times New Roman" w:hAnsi="Times New Roman" w:cs="Times New Roman"/>
-          <w:color w:val="000000" w:themeColor="text1"/>
-          <w:sz w:val="22"/>
-          <w:szCs w:val="22"/>
-        </w:rPr>
-        <w:t>doi:</w:t>
+      <w:proofErr w:type="spellStart"/>
+      <w:r>
+        <w:rPr>
+          <w:rFonts w:ascii="Times New Roman" w:hAnsi="Times New Roman" w:cs="Times New Roman"/>
+          <w:color w:val="000000" w:themeColor="text1"/>
+          <w:sz w:val="22"/>
+          <w:szCs w:val="22"/>
+        </w:rPr>
+        <w:t>doi</w:t>
+      </w:r>
+      <w:proofErr w:type="spellEnd"/>
+      <w:r>
+        <w:rPr>
+          <w:rFonts w:ascii="Times New Roman" w:hAnsi="Times New Roman" w:cs="Times New Roman"/>
+          <w:color w:val="000000" w:themeColor="text1"/>
+          <w:sz w:val="22"/>
+          <w:szCs w:val="22"/>
+        </w:rPr>
+        <w:t>:</w:t>
       </w:r>
       <w:r>
         <w:t xml:space="preserve"> </w:t>
@@ -2968,14 +3286,25 @@
         </w:rPr>
         <w:t xml:space="preserve"> </w:t>
       </w:r>
-      <w:r>
-        <w:rPr>
-          <w:rFonts w:ascii="Times New Roman" w:hAnsi="Times New Roman" w:cs="Times New Roman"/>
-          <w:color w:val="000000" w:themeColor="text1"/>
-          <w:sz w:val="22"/>
-          <w:szCs w:val="22"/>
-        </w:rPr>
-        <w:t xml:space="preserve">doi: </w:t>
+      <w:proofErr w:type="spellStart"/>
+      <w:r>
+        <w:rPr>
+          <w:rFonts w:ascii="Times New Roman" w:hAnsi="Times New Roman" w:cs="Times New Roman"/>
+          <w:color w:val="000000" w:themeColor="text1"/>
+          <w:sz w:val="22"/>
+          <w:szCs w:val="22"/>
+        </w:rPr>
+        <w:t>doi</w:t>
+      </w:r>
+      <w:proofErr w:type="spellEnd"/>
+      <w:r>
+        <w:rPr>
+          <w:rFonts w:ascii="Times New Roman" w:hAnsi="Times New Roman" w:cs="Times New Roman"/>
+          <w:color w:val="000000" w:themeColor="text1"/>
+          <w:sz w:val="22"/>
+          <w:szCs w:val="22"/>
+        </w:rPr>
+        <w:t xml:space="preserve">: </w:t>
       </w:r>
       <w:r>
         <w:rPr>
@@ -3046,7 +3375,29 @@
           <w:sz w:val="22"/>
           <w:szCs w:val="22"/>
         </w:rPr>
-        <w:t xml:space="preserve">, R.R. Hernandez, S. Grodsky, L. Sloat, M. Chester, Y.G. Zhu, D. Lobell (2023). Sustainable irrigation and climate feedbacks. </w:t>
+        <w:t xml:space="preserve">, R.R. Hernandez, S. Grodsky, L. Sloat, M. Chester, Y.G. Zhu, D. Lobell (2023). Sustainable irrigation and climate </w:t>
+      </w:r>
+      <w:proofErr w:type="gramStart"/>
+      <w:r>
+        <w:rPr>
+          <w:rFonts w:ascii="Times New Roman" w:hAnsi="Times New Roman" w:cs="Times New Roman"/>
+          <w:bCs/>
+          <w:color w:val="000000" w:themeColor="text1"/>
+          <w:sz w:val="22"/>
+          <w:szCs w:val="22"/>
+        </w:rPr>
+        <w:t>feedbacks</w:t>
+      </w:r>
+      <w:proofErr w:type="gramEnd"/>
+      <w:r>
+        <w:rPr>
+          <w:rFonts w:ascii="Times New Roman" w:hAnsi="Times New Roman" w:cs="Times New Roman"/>
+          <w:bCs/>
+          <w:color w:val="000000" w:themeColor="text1"/>
+          <w:sz w:val="22"/>
+          <w:szCs w:val="22"/>
+        </w:rPr>
+        <w:t xml:space="preserve">. </w:t>
       </w:r>
       <w:r>
         <w:rPr>
@@ -3096,15 +3447,27 @@
         </w:rPr>
         <w:t xml:space="preserve"> </w:t>
       </w:r>
-      <w:r>
-        <w:rPr>
-          <w:rFonts w:ascii="Times New Roman" w:hAnsi="Times New Roman" w:cs="Times New Roman"/>
-          <w:bCs/>
-          <w:color w:val="000000" w:themeColor="text1"/>
-          <w:sz w:val="22"/>
-          <w:szCs w:val="22"/>
-        </w:rPr>
-        <w:t xml:space="preserve">doi: </w:t>
+      <w:proofErr w:type="spellStart"/>
+      <w:r>
+        <w:rPr>
+          <w:rFonts w:ascii="Times New Roman" w:hAnsi="Times New Roman" w:cs="Times New Roman"/>
+          <w:bCs/>
+          <w:color w:val="000000" w:themeColor="text1"/>
+          <w:sz w:val="22"/>
+          <w:szCs w:val="22"/>
+        </w:rPr>
+        <w:t>doi</w:t>
+      </w:r>
+      <w:proofErr w:type="spellEnd"/>
+      <w:r>
+        <w:rPr>
+          <w:rFonts w:ascii="Times New Roman" w:hAnsi="Times New Roman" w:cs="Times New Roman"/>
+          <w:bCs/>
+          <w:color w:val="000000" w:themeColor="text1"/>
+          <w:sz w:val="22"/>
+          <w:szCs w:val="22"/>
+        </w:rPr>
+        <w:t xml:space="preserve">: </w:t>
       </w:r>
       <w:r>
         <w:rPr>
@@ -3322,15 +3685,27 @@
         </w:rPr>
         <w:t xml:space="preserve"> </w:t>
       </w:r>
-      <w:r>
-        <w:rPr>
-          <w:rFonts w:ascii="Times New Roman" w:hAnsi="Times New Roman" w:cs="Times New Roman"/>
-          <w:bCs/>
-          <w:color w:val="000000" w:themeColor="text1"/>
-          <w:sz w:val="22"/>
-          <w:szCs w:val="22"/>
-        </w:rPr>
-        <w:t xml:space="preserve">doi: </w:t>
+      <w:proofErr w:type="spellStart"/>
+      <w:r>
+        <w:rPr>
+          <w:rFonts w:ascii="Times New Roman" w:hAnsi="Times New Roman" w:cs="Times New Roman"/>
+          <w:bCs/>
+          <w:color w:val="000000" w:themeColor="text1"/>
+          <w:sz w:val="22"/>
+          <w:szCs w:val="22"/>
+        </w:rPr>
+        <w:t>doi</w:t>
+      </w:r>
+      <w:proofErr w:type="spellEnd"/>
+      <w:r>
+        <w:rPr>
+          <w:rFonts w:ascii="Times New Roman" w:hAnsi="Times New Roman" w:cs="Times New Roman"/>
+          <w:bCs/>
+          <w:color w:val="000000" w:themeColor="text1"/>
+          <w:sz w:val="22"/>
+          <w:szCs w:val="22"/>
+        </w:rPr>
+        <w:t xml:space="preserve">: </w:t>
       </w:r>
       <w:r>
         <w:rPr>
@@ -3456,15 +3831,27 @@
         </w:rPr>
         <w:t xml:space="preserve">. </w:t>
       </w:r>
-      <w:r>
-        <w:rPr>
-          <w:rFonts w:ascii="Times New Roman" w:hAnsi="Times New Roman" w:cs="Times New Roman"/>
-          <w:bCs/>
-          <w:color w:val="000000" w:themeColor="text1"/>
-          <w:sz w:val="22"/>
-          <w:szCs w:val="22"/>
-        </w:rPr>
-        <w:t xml:space="preserve">doi: </w:t>
+      <w:proofErr w:type="spellStart"/>
+      <w:r>
+        <w:rPr>
+          <w:rFonts w:ascii="Times New Roman" w:hAnsi="Times New Roman" w:cs="Times New Roman"/>
+          <w:bCs/>
+          <w:color w:val="000000" w:themeColor="text1"/>
+          <w:sz w:val="22"/>
+          <w:szCs w:val="22"/>
+        </w:rPr>
+        <w:t>doi</w:t>
+      </w:r>
+      <w:proofErr w:type="spellEnd"/>
+      <w:r>
+        <w:rPr>
+          <w:rFonts w:ascii="Times New Roman" w:hAnsi="Times New Roman" w:cs="Times New Roman"/>
+          <w:bCs/>
+          <w:color w:val="000000" w:themeColor="text1"/>
+          <w:sz w:val="22"/>
+          <w:szCs w:val="22"/>
+        </w:rPr>
+        <w:t xml:space="preserve">: </w:t>
       </w:r>
       <w:r>
         <w:rPr>
@@ -3549,6 +3936,7 @@
         </w:rPr>
         <w:t xml:space="preserve"> (2022). Intrinsic water-use efficiency influences establishment in a common desert shrub. </w:t>
       </w:r>
+      <w:proofErr w:type="spellStart"/>
       <w:r>
         <w:rPr>
           <w:rFonts w:ascii="Times New Roman" w:hAnsi="Times New Roman" w:cs="Times New Roman"/>
@@ -3561,15 +3949,38 @@
         </w:rPr>
         <w:t>Oecologia</w:t>
       </w:r>
-      <w:r>
-        <w:rPr>
-          <w:rFonts w:ascii="Times New Roman" w:hAnsi="Times New Roman" w:cs="Times New Roman"/>
-          <w:bCs/>
-          <w:color w:val="000000" w:themeColor="text1"/>
-          <w:sz w:val="22"/>
-          <w:szCs w:val="22"/>
-        </w:rPr>
-        <w:t xml:space="preserve">. doi: </w:t>
+      <w:proofErr w:type="spellEnd"/>
+      <w:r>
+        <w:rPr>
+          <w:rFonts w:ascii="Times New Roman" w:hAnsi="Times New Roman" w:cs="Times New Roman"/>
+          <w:bCs/>
+          <w:color w:val="000000" w:themeColor="text1"/>
+          <w:sz w:val="22"/>
+          <w:szCs w:val="22"/>
+        </w:rPr>
+        <w:t xml:space="preserve">. </w:t>
+      </w:r>
+      <w:proofErr w:type="spellStart"/>
+      <w:r>
+        <w:rPr>
+          <w:rFonts w:ascii="Times New Roman" w:hAnsi="Times New Roman" w:cs="Times New Roman"/>
+          <w:bCs/>
+          <w:color w:val="000000" w:themeColor="text1"/>
+          <w:sz w:val="22"/>
+          <w:szCs w:val="22"/>
+        </w:rPr>
+        <w:t>doi</w:t>
+      </w:r>
+      <w:proofErr w:type="spellEnd"/>
+      <w:r>
+        <w:rPr>
+          <w:rFonts w:ascii="Times New Roman" w:hAnsi="Times New Roman" w:cs="Times New Roman"/>
+          <w:bCs/>
+          <w:color w:val="000000" w:themeColor="text1"/>
+          <w:sz w:val="22"/>
+          <w:szCs w:val="22"/>
+        </w:rPr>
+        <w:t xml:space="preserve">: </w:t>
       </w:r>
       <w:r>
         <w:rPr>
@@ -3681,7 +4092,29 @@
           <w:sz w:val="22"/>
           <w:szCs w:val="22"/>
         </w:rPr>
-        <w:t xml:space="preserve"> P. Szejner,</w:t>
+        <w:t xml:space="preserve"> P. </w:t>
+      </w:r>
+      <w:proofErr w:type="spellStart"/>
+      <w:r>
+        <w:rPr>
+          <w:rFonts w:ascii="Times New Roman" w:hAnsi="Times New Roman" w:cs="Times New Roman"/>
+          <w:bCs/>
+          <w:color w:val="000000" w:themeColor="text1"/>
+          <w:sz w:val="22"/>
+          <w:szCs w:val="22"/>
+        </w:rPr>
+        <w:t>Szejner</w:t>
+      </w:r>
+      <w:proofErr w:type="spellEnd"/>
+      <w:r>
+        <w:rPr>
+          <w:rFonts w:ascii="Times New Roman" w:hAnsi="Times New Roman" w:cs="Times New Roman"/>
+          <w:bCs/>
+          <w:color w:val="000000" w:themeColor="text1"/>
+          <w:sz w:val="22"/>
+          <w:szCs w:val="22"/>
+        </w:rPr>
+        <w:t>,</w:t>
       </w:r>
       <w:r>
         <w:rPr>
@@ -3711,8 +4144,20 @@
           <w:sz w:val="22"/>
           <w:szCs w:val="22"/>
         </w:rPr>
-        <w:t>J.R. Ehleringer</w:t>
-      </w:r>
+        <w:t xml:space="preserve">J.R. </w:t>
+      </w:r>
+      <w:proofErr w:type="spellStart"/>
+      <w:r>
+        <w:rPr>
+          <w:rFonts w:ascii="Times New Roman" w:hAnsi="Times New Roman" w:cs="Times New Roman"/>
+          <w:bCs/>
+          <w:color w:val="000000" w:themeColor="text1"/>
+          <w:sz w:val="22"/>
+          <w:szCs w:val="22"/>
+        </w:rPr>
+        <w:t>Ehleringer</w:t>
+      </w:r>
+      <w:proofErr w:type="spellEnd"/>
       <w:r>
         <w:rPr>
           <w:rFonts w:ascii="Times New Roman" w:hAnsi="Times New Roman" w:cs="Times New Roman"/>
@@ -3763,7 +4208,29 @@
           <w:sz w:val="22"/>
           <w:szCs w:val="22"/>
         </w:rPr>
-        <w:t xml:space="preserve">. doi: </w:t>
+        <w:t xml:space="preserve">. </w:t>
+      </w:r>
+      <w:proofErr w:type="spellStart"/>
+      <w:r>
+        <w:rPr>
+          <w:rFonts w:ascii="Times New Roman" w:hAnsi="Times New Roman" w:cs="Times New Roman"/>
+          <w:bCs/>
+          <w:color w:val="000000" w:themeColor="text1"/>
+          <w:sz w:val="22"/>
+          <w:szCs w:val="22"/>
+        </w:rPr>
+        <w:t>doi</w:t>
+      </w:r>
+      <w:proofErr w:type="spellEnd"/>
+      <w:r>
+        <w:rPr>
+          <w:rFonts w:ascii="Times New Roman" w:hAnsi="Times New Roman" w:cs="Times New Roman"/>
+          <w:bCs/>
+          <w:color w:val="000000" w:themeColor="text1"/>
+          <w:sz w:val="22"/>
+          <w:szCs w:val="22"/>
+        </w:rPr>
+        <w:t xml:space="preserve">: </w:t>
       </w:r>
       <w:r>
         <w:rPr>
@@ -3825,6 +4292,7 @@
           <w:sz w:val="22"/>
           <w:szCs w:val="22"/>
         </w:rPr>
+        <w:lastRenderedPageBreak/>
         <w:t>6.</w:t>
       </w:r>
       <w:r>
@@ -3875,7 +4343,29 @@
           <w:sz w:val="22"/>
           <w:szCs w:val="22"/>
         </w:rPr>
-        <w:t>. Kannenberg, J.R. Ehleringer (</w:t>
+        <w:t xml:space="preserve">. Kannenberg, J.R. </w:t>
+      </w:r>
+      <w:proofErr w:type="spellStart"/>
+      <w:r>
+        <w:rPr>
+          <w:rFonts w:ascii="Times New Roman" w:hAnsi="Times New Roman" w:cs="Times New Roman"/>
+          <w:bCs/>
+          <w:color w:val="000000" w:themeColor="text1"/>
+          <w:sz w:val="22"/>
+          <w:szCs w:val="22"/>
+        </w:rPr>
+        <w:t>Ehleringer</w:t>
+      </w:r>
+      <w:proofErr w:type="spellEnd"/>
+      <w:r>
+        <w:rPr>
+          <w:rFonts w:ascii="Times New Roman" w:hAnsi="Times New Roman" w:cs="Times New Roman"/>
+          <w:bCs/>
+          <w:color w:val="000000" w:themeColor="text1"/>
+          <w:sz w:val="22"/>
+          <w:szCs w:val="22"/>
+        </w:rPr>
+        <w:t xml:space="preserve"> (</w:t>
       </w:r>
       <w:r>
         <w:rPr>
@@ -3917,8 +4407,22 @@
           <w:sz w:val="22"/>
           <w:szCs w:val="22"/>
         </w:rPr>
-        <w:t>Encelia farinosa</w:t>
-      </w:r>
+        <w:t xml:space="preserve">Encelia </w:t>
+      </w:r>
+      <w:proofErr w:type="spellStart"/>
+      <w:r>
+        <w:rPr>
+          <w:rFonts w:ascii="Times New Roman" w:hAnsi="Times New Roman" w:cs="Times New Roman"/>
+          <w:bCs/>
+          <w:i/>
+          <w:iCs/>
+          <w:color w:val="000000" w:themeColor="text1"/>
+          <w:sz w:val="22"/>
+          <w:szCs w:val="22"/>
+        </w:rPr>
+        <w:t>farinosa</w:t>
+      </w:r>
+      <w:proofErr w:type="spellEnd"/>
       <w:r>
         <w:rPr>
           <w:rFonts w:ascii="Times New Roman" w:hAnsi="Times New Roman" w:cs="Times New Roman"/>
@@ -3949,7 +4453,29 @@
           <w:sz w:val="22"/>
           <w:szCs w:val="22"/>
         </w:rPr>
-        <w:t>. doi:</w:t>
+        <w:t xml:space="preserve">. </w:t>
+      </w:r>
+      <w:proofErr w:type="spellStart"/>
+      <w:r>
+        <w:rPr>
+          <w:rFonts w:ascii="Times New Roman" w:hAnsi="Times New Roman" w:cs="Times New Roman"/>
+          <w:bCs/>
+          <w:color w:val="000000" w:themeColor="text1"/>
+          <w:sz w:val="22"/>
+          <w:szCs w:val="22"/>
+        </w:rPr>
+        <w:t>doi</w:t>
+      </w:r>
+      <w:proofErr w:type="spellEnd"/>
+      <w:r>
+        <w:rPr>
+          <w:rFonts w:ascii="Times New Roman" w:hAnsi="Times New Roman" w:cs="Times New Roman"/>
+          <w:bCs/>
+          <w:color w:val="000000" w:themeColor="text1"/>
+          <w:sz w:val="22"/>
+          <w:szCs w:val="22"/>
+        </w:rPr>
+        <w:t>:</w:t>
       </w:r>
       <w:r>
         <w:t xml:space="preserve"> </w:t>
@@ -3993,7 +4519,6 @@
           <w:sz w:val="22"/>
           <w:szCs w:val="22"/>
         </w:rPr>
-        <w:lastRenderedPageBreak/>
         <w:t>5.</w:t>
       </w:r>
       <w:r>
@@ -4024,7 +4549,29 @@
           <w:sz w:val="22"/>
           <w:szCs w:val="22"/>
         </w:rPr>
-        <w:t xml:space="preserve">, N.Q. Bitter, J.R. Ehleringer (2021). </w:t>
+        <w:t xml:space="preserve">, N.Q. Bitter, J.R. </w:t>
+      </w:r>
+      <w:proofErr w:type="spellStart"/>
+      <w:r>
+        <w:rPr>
+          <w:rFonts w:ascii="Times New Roman" w:hAnsi="Times New Roman" w:cs="Times New Roman"/>
+          <w:bCs/>
+          <w:color w:val="000000" w:themeColor="text1"/>
+          <w:sz w:val="22"/>
+          <w:szCs w:val="22"/>
+        </w:rPr>
+        <w:t>Ehleringer</w:t>
+      </w:r>
+      <w:proofErr w:type="spellEnd"/>
+      <w:r>
+        <w:rPr>
+          <w:rFonts w:ascii="Times New Roman" w:hAnsi="Times New Roman" w:cs="Times New Roman"/>
+          <w:bCs/>
+          <w:color w:val="000000" w:themeColor="text1"/>
+          <w:sz w:val="22"/>
+          <w:szCs w:val="22"/>
+        </w:rPr>
+        <w:t xml:space="preserve"> (2021). </w:t>
       </w:r>
       <w:r>
         <w:rPr>
@@ -4051,8 +4598,20 @@
           <w:sz w:val="22"/>
           <w:szCs w:val="22"/>
         </w:rPr>
-        <w:t>Encelia farinosa</w:t>
-      </w:r>
+        <w:t xml:space="preserve">Encelia </w:t>
+      </w:r>
+      <w:proofErr w:type="spellStart"/>
+      <w:r>
+        <w:rPr>
+          <w:rFonts w:ascii="Times New Roman" w:hAnsi="Times New Roman" w:cs="Times New Roman"/>
+          <w:i/>
+          <w:iCs/>
+          <w:sz w:val="22"/>
+          <w:szCs w:val="22"/>
+        </w:rPr>
+        <w:t>farinosa</w:t>
+      </w:r>
+      <w:proofErr w:type="spellEnd"/>
       <w:r>
         <w:rPr>
           <w:rFonts w:ascii="Times New Roman" w:hAnsi="Times New Roman" w:cs="Times New Roman"/>
@@ -4062,6 +4621,7 @@
         </w:rPr>
         <w:t xml:space="preserve">. </w:t>
       </w:r>
+      <w:proofErr w:type="spellStart"/>
       <w:r>
         <w:rPr>
           <w:rFonts w:ascii="Times New Roman" w:hAnsi="Times New Roman" w:cs="Times New Roman"/>
@@ -4073,14 +4633,35 @@
         </w:rPr>
         <w:t>Oecologia</w:t>
       </w:r>
-      <w:r>
-        <w:rPr>
-          <w:rFonts w:ascii="Times New Roman" w:hAnsi="Times New Roman" w:cs="Times New Roman"/>
-          <w:color w:val="000000" w:themeColor="text1"/>
-          <w:sz w:val="22"/>
-          <w:szCs w:val="22"/>
-        </w:rPr>
-        <w:t>. doi: 10.1007/s00442-020-04825-3</w:t>
+      <w:proofErr w:type="spellEnd"/>
+      <w:r>
+        <w:rPr>
+          <w:rFonts w:ascii="Times New Roman" w:hAnsi="Times New Roman" w:cs="Times New Roman"/>
+          <w:color w:val="000000" w:themeColor="text1"/>
+          <w:sz w:val="22"/>
+          <w:szCs w:val="22"/>
+        </w:rPr>
+        <w:t xml:space="preserve">. </w:t>
+      </w:r>
+      <w:proofErr w:type="spellStart"/>
+      <w:r>
+        <w:rPr>
+          <w:rFonts w:ascii="Times New Roman" w:hAnsi="Times New Roman" w:cs="Times New Roman"/>
+          <w:color w:val="000000" w:themeColor="text1"/>
+          <w:sz w:val="22"/>
+          <w:szCs w:val="22"/>
+        </w:rPr>
+        <w:t>doi</w:t>
+      </w:r>
+      <w:proofErr w:type="spellEnd"/>
+      <w:r>
+        <w:rPr>
+          <w:rFonts w:ascii="Times New Roman" w:hAnsi="Times New Roman" w:cs="Times New Roman"/>
+          <w:color w:val="000000" w:themeColor="text1"/>
+          <w:sz w:val="22"/>
+          <w:szCs w:val="22"/>
+        </w:rPr>
+        <w:t>: 10.1007/s00442-020-04825-3</w:t>
       </w:r>
       <w:r>
         <w:rPr>
@@ -4207,15 +4788,27 @@
         </w:rPr>
         <w:t xml:space="preserve">Forest Ecology and Management. </w:t>
       </w:r>
-      <w:r>
-        <w:rPr>
-          <w:rFonts w:ascii="Times New Roman" w:hAnsi="Times New Roman" w:cs="Times New Roman"/>
-          <w:bCs/>
-          <w:color w:val="000000" w:themeColor="text1"/>
-          <w:sz w:val="22"/>
-          <w:szCs w:val="22"/>
-        </w:rPr>
-        <w:t>doi: 10.1016/j.foreco.2020.118639</w:t>
+      <w:proofErr w:type="spellStart"/>
+      <w:r>
+        <w:rPr>
+          <w:rFonts w:ascii="Times New Roman" w:hAnsi="Times New Roman" w:cs="Times New Roman"/>
+          <w:bCs/>
+          <w:color w:val="000000" w:themeColor="text1"/>
+          <w:sz w:val="22"/>
+          <w:szCs w:val="22"/>
+        </w:rPr>
+        <w:t>doi</w:t>
+      </w:r>
+      <w:proofErr w:type="spellEnd"/>
+      <w:r>
+        <w:rPr>
+          <w:rFonts w:ascii="Times New Roman" w:hAnsi="Times New Roman" w:cs="Times New Roman"/>
+          <w:bCs/>
+          <w:color w:val="000000" w:themeColor="text1"/>
+          <w:sz w:val="22"/>
+          <w:szCs w:val="22"/>
+        </w:rPr>
+        <w:t>: 10.1016/j.foreco.2020.118639</w:t>
       </w:r>
     </w:p>
     <w:p>
@@ -4277,19 +4870,67 @@
           <w:sz w:val="22"/>
           <w:szCs w:val="22"/>
         </w:rPr>
-        <w:t xml:space="preserve">, N.Q. Bitter, D.R. Sandquist, J.R. Ehleringer (2020). Multi-decadal records of intrinsic water-use efficiency in the desert shrub </w:t>
-      </w:r>
-      <w:r>
-        <w:rPr>
-          <w:rFonts w:ascii="Times New Roman" w:hAnsi="Times New Roman" w:cs="Times New Roman"/>
-          <w:bCs/>
-          <w:i/>
-          <w:iCs/>
-          <w:color w:val="000000" w:themeColor="text1"/>
-          <w:sz w:val="22"/>
-          <w:szCs w:val="22"/>
-        </w:rPr>
-        <w:t xml:space="preserve">Encelia farinosa </w:t>
+        <w:t xml:space="preserve">, N.Q. Bitter, D.R. Sandquist, J.R. </w:t>
+      </w:r>
+      <w:proofErr w:type="spellStart"/>
+      <w:r>
+        <w:rPr>
+          <w:rFonts w:ascii="Times New Roman" w:hAnsi="Times New Roman" w:cs="Times New Roman"/>
+          <w:bCs/>
+          <w:color w:val="000000" w:themeColor="text1"/>
+          <w:sz w:val="22"/>
+          <w:szCs w:val="22"/>
+        </w:rPr>
+        <w:t>Ehleringer</w:t>
+      </w:r>
+      <w:proofErr w:type="spellEnd"/>
+      <w:r>
+        <w:rPr>
+          <w:rFonts w:ascii="Times New Roman" w:hAnsi="Times New Roman" w:cs="Times New Roman"/>
+          <w:bCs/>
+          <w:color w:val="000000" w:themeColor="text1"/>
+          <w:sz w:val="22"/>
+          <w:szCs w:val="22"/>
+        </w:rPr>
+        <w:t xml:space="preserve"> (2020). Multi-decadal records of intrinsic water-use efficiency in the desert shrub </w:t>
+      </w:r>
+      <w:r>
+        <w:rPr>
+          <w:rFonts w:ascii="Times New Roman" w:hAnsi="Times New Roman" w:cs="Times New Roman"/>
+          <w:bCs/>
+          <w:i/>
+          <w:iCs/>
+          <w:color w:val="000000" w:themeColor="text1"/>
+          <w:sz w:val="22"/>
+          <w:szCs w:val="22"/>
+        </w:rPr>
+        <w:t xml:space="preserve">Encelia </w:t>
+      </w:r>
+      <w:proofErr w:type="spellStart"/>
+      <w:r>
+        <w:rPr>
+          <w:rFonts w:ascii="Times New Roman" w:hAnsi="Times New Roman" w:cs="Times New Roman"/>
+          <w:bCs/>
+          <w:i/>
+          <w:iCs/>
+          <w:color w:val="000000" w:themeColor="text1"/>
+          <w:sz w:val="22"/>
+          <w:szCs w:val="22"/>
+        </w:rPr>
+        <w:t>farinosa</w:t>
+      </w:r>
+      <w:proofErr w:type="spellEnd"/>
+      <w:r>
+        <w:rPr>
+          <w:rFonts w:ascii="Times New Roman" w:hAnsi="Times New Roman" w:cs="Times New Roman"/>
+          <w:bCs/>
+          <w:i/>
+          <w:iCs/>
+          <w:color w:val="000000" w:themeColor="text1"/>
+          <w:sz w:val="22"/>
+          <w:szCs w:val="22"/>
+        </w:rPr>
+        <w:t xml:space="preserve"> </w:t>
       </w:r>
       <w:r>
         <w:rPr>
@@ -4321,7 +4962,29 @@
           <w:sz w:val="22"/>
           <w:szCs w:val="22"/>
         </w:rPr>
-        <w:t>. doi: 10.1073/pnas.2008345117</w:t>
+        <w:t xml:space="preserve">. </w:t>
+      </w:r>
+      <w:proofErr w:type="spellStart"/>
+      <w:r>
+        <w:rPr>
+          <w:rFonts w:ascii="Times New Roman" w:hAnsi="Times New Roman" w:cs="Times New Roman"/>
+          <w:bCs/>
+          <w:color w:val="000000" w:themeColor="text1"/>
+          <w:sz w:val="22"/>
+          <w:szCs w:val="22"/>
+        </w:rPr>
+        <w:t>doi</w:t>
+      </w:r>
+      <w:proofErr w:type="spellEnd"/>
+      <w:r>
+        <w:rPr>
+          <w:rFonts w:ascii="Times New Roman" w:hAnsi="Times New Roman" w:cs="Times New Roman"/>
+          <w:bCs/>
+          <w:color w:val="000000" w:themeColor="text1"/>
+          <w:sz w:val="22"/>
+          <w:szCs w:val="22"/>
+        </w:rPr>
+        <w:t>: 10.1073/pnas.2008345117</w:t>
       </w:r>
     </w:p>
     <w:p>
@@ -4428,18 +5091,40 @@
           <w:szCs w:val="22"/>
           <w:shd w:val="clear" w:color="auto" w:fill="FFFFFF"/>
         </w:rPr>
-        <w:t>J.D. Howa, J.R. Ehleringer (2020). Distinguishing the region-of-origin of roasted coffee beans with trace element ratios. </w:t>
-      </w:r>
+        <w:t xml:space="preserve">J.D. Howa, J.R. </w:t>
+      </w:r>
+      <w:proofErr w:type="spellStart"/>
       <w:r>
         <w:rPr>
           <w:rFonts w:ascii="Times New Roman" w:eastAsia="Times New Roman" w:hAnsi="Times New Roman" w:cs="Times New Roman"/>
-          <w:i/>
-          <w:iCs/>
           <w:color w:val="000000" w:themeColor="text1"/>
           <w:sz w:val="22"/>
           <w:szCs w:val="22"/>
           <w:shd w:val="clear" w:color="auto" w:fill="FFFFFF"/>
         </w:rPr>
+        <w:t>Ehleringer</w:t>
+      </w:r>
+      <w:proofErr w:type="spellEnd"/>
+      <w:r>
+        <w:rPr>
+          <w:rFonts w:ascii="Times New Roman" w:eastAsia="Times New Roman" w:hAnsi="Times New Roman" w:cs="Times New Roman"/>
+          <w:color w:val="000000" w:themeColor="text1"/>
+          <w:sz w:val="22"/>
+          <w:szCs w:val="22"/>
+          <w:shd w:val="clear" w:color="auto" w:fill="FFFFFF"/>
+        </w:rPr>
+        <w:t xml:space="preserve"> (2020). Distinguishing the region-of-origin of roasted coffee beans with trace element ratios. </w:t>
+      </w:r>
+      <w:r>
+        <w:rPr>
+          <w:rFonts w:ascii="Times New Roman" w:eastAsia="Times New Roman" w:hAnsi="Times New Roman" w:cs="Times New Roman"/>
+          <w:i/>
+          <w:iCs/>
+          <w:color w:val="000000" w:themeColor="text1"/>
+          <w:sz w:val="22"/>
+          <w:szCs w:val="22"/>
+          <w:shd w:val="clear" w:color="auto" w:fill="FFFFFF"/>
+        </w:rPr>
         <w:t>Food Chemistry</w:t>
       </w:r>
       <w:r>
@@ -4450,7 +5135,29 @@
           <w:szCs w:val="22"/>
           <w:shd w:val="clear" w:color="auto" w:fill="FFFFFF"/>
         </w:rPr>
-        <w:t xml:space="preserve">. doi: </w:t>
+        <w:t xml:space="preserve">. </w:t>
+      </w:r>
+      <w:proofErr w:type="spellStart"/>
+      <w:r>
+        <w:rPr>
+          <w:rFonts w:ascii="Times New Roman" w:eastAsia="Times New Roman" w:hAnsi="Times New Roman" w:cs="Times New Roman"/>
+          <w:color w:val="000000" w:themeColor="text1"/>
+          <w:sz w:val="22"/>
+          <w:szCs w:val="22"/>
+          <w:shd w:val="clear" w:color="auto" w:fill="FFFFFF"/>
+        </w:rPr>
+        <w:t>doi</w:t>
+      </w:r>
+      <w:proofErr w:type="spellEnd"/>
+      <w:r>
+        <w:rPr>
+          <w:rFonts w:ascii="Times New Roman" w:eastAsia="Times New Roman" w:hAnsi="Times New Roman" w:cs="Times New Roman"/>
+          <w:color w:val="000000" w:themeColor="text1"/>
+          <w:sz w:val="22"/>
+          <w:szCs w:val="22"/>
+          <w:shd w:val="clear" w:color="auto" w:fill="FFFFFF"/>
+        </w:rPr>
+        <w:t xml:space="preserve">: </w:t>
       </w:r>
       <w:hyperlink r:id="rId7" w:tgtFrame="_blank" w:tooltip="Persistent link using digital object identifier" w:history="1">
         <w:r>
@@ -4524,7 +5231,29 @@
           <w:sz w:val="22"/>
           <w:szCs w:val="22"/>
         </w:rPr>
-        <w:t xml:space="preserve">, J.D. Howa, N.Q. Bitter, J.R. Ehleringer (2019). A predictive spatial model for roasted coffee using oxygen isotopes of </w:t>
+        <w:t xml:space="preserve">, J.D. Howa, N.Q. Bitter, J.R. </w:t>
+      </w:r>
+      <w:proofErr w:type="spellStart"/>
+      <w:r>
+        <w:rPr>
+          <w:rFonts w:ascii="Times New Roman" w:hAnsi="Times New Roman" w:cs="Times New Roman"/>
+          <w:bCs/>
+          <w:color w:val="000000" w:themeColor="text1"/>
+          <w:sz w:val="22"/>
+          <w:szCs w:val="22"/>
+        </w:rPr>
+        <w:t>Ehleringer</w:t>
+      </w:r>
+      <w:proofErr w:type="spellEnd"/>
+      <w:r>
+        <w:rPr>
+          <w:rFonts w:ascii="Times New Roman" w:hAnsi="Times New Roman" w:cs="Times New Roman"/>
+          <w:bCs/>
+          <w:color w:val="000000" w:themeColor="text1"/>
+          <w:sz w:val="22"/>
+          <w:szCs w:val="22"/>
+        </w:rPr>
+        <w:t xml:space="preserve"> (2019). A predictive spatial model for roasted coffee using oxygen isotopes of </w:t>
       </w:r>
       <w:r>
         <w:rPr>
@@ -4566,7 +5295,29 @@
           <w:sz w:val="22"/>
           <w:szCs w:val="22"/>
         </w:rPr>
-        <w:t xml:space="preserve">. doi: </w:t>
+        <w:t xml:space="preserve">. </w:t>
+      </w:r>
+      <w:proofErr w:type="spellStart"/>
+      <w:r>
+        <w:rPr>
+          <w:rFonts w:ascii="Times New Roman" w:hAnsi="Times New Roman" w:cs="Times New Roman"/>
+          <w:bCs/>
+          <w:color w:val="000000" w:themeColor="text1"/>
+          <w:sz w:val="22"/>
+          <w:szCs w:val="22"/>
+        </w:rPr>
+        <w:t>doi</w:t>
+      </w:r>
+      <w:proofErr w:type="spellEnd"/>
+      <w:r>
+        <w:rPr>
+          <w:rFonts w:ascii="Times New Roman" w:hAnsi="Times New Roman" w:cs="Times New Roman"/>
+          <w:bCs/>
+          <w:color w:val="000000" w:themeColor="text1"/>
+          <w:sz w:val="22"/>
+          <w:szCs w:val="22"/>
+        </w:rPr>
+        <w:t xml:space="preserve">: </w:t>
       </w:r>
       <w:hyperlink r:id="rId8" w:history="1">
         <w:r>
@@ -4703,7 +5454,17 @@
           <w:sz w:val="22"/>
           <w:szCs w:val="22"/>
         </w:rPr>
-        <w:t xml:space="preserve">5. </w:t>
+        <w:t>4</w:t>
+      </w:r>
+      <w:r>
+        <w:rPr>
+          <w:rFonts w:ascii="Times New Roman" w:hAnsi="Times New Roman" w:cs="Times New Roman"/>
+          <w:bCs/>
+          <w:color w:val="000000" w:themeColor="text1"/>
+          <w:sz w:val="22"/>
+          <w:szCs w:val="22"/>
+        </w:rPr>
+        <w:t xml:space="preserve">. </w:t>
       </w:r>
       <w:r>
         <w:rPr>
@@ -4782,57 +5543,27 @@
           <w:sz w:val="22"/>
           <w:szCs w:val="22"/>
         </w:rPr>
-        <w:t>4</w:t>
-      </w:r>
-      <w:r>
-        <w:rPr>
-          <w:rFonts w:ascii="Times New Roman" w:hAnsi="Times New Roman" w:cs="Times New Roman"/>
-          <w:bCs/>
-          <w:color w:val="000000" w:themeColor="text1"/>
-          <w:sz w:val="22"/>
-          <w:szCs w:val="22"/>
-        </w:rPr>
-        <w:t>. Hunter, P.,</w:t>
-      </w:r>
-      <w:r>
-        <w:rPr>
-          <w:rFonts w:ascii="Times New Roman" w:hAnsi="Times New Roman" w:cs="Times New Roman"/>
-          <w:bCs/>
-          <w:color w:val="000000" w:themeColor="text1"/>
-          <w:sz w:val="22"/>
-          <w:szCs w:val="22"/>
-        </w:rPr>
-        <w:t xml:space="preserve"> </w:t>
-      </w:r>
-      <w:r>
-        <w:rPr>
-          <w:rFonts w:ascii="Times New Roman" w:hAnsi="Times New Roman" w:cs="Times New Roman"/>
-          <w:bCs/>
-          <w:color w:val="000000" w:themeColor="text1"/>
-          <w:sz w:val="22"/>
-          <w:szCs w:val="22"/>
-        </w:rPr>
-        <w:t>J.</w:t>
-      </w:r>
-      <w:r>
-        <w:rPr>
-          <w:rFonts w:ascii="Times New Roman" w:hAnsi="Times New Roman" w:cs="Times New Roman"/>
-          <w:bCs/>
-          <w:color w:val="000000" w:themeColor="text1"/>
-          <w:sz w:val="22"/>
-          <w:szCs w:val="22"/>
-        </w:rPr>
-        <w:t>T</w:t>
-      </w:r>
-      <w:r>
-        <w:rPr>
-          <w:rFonts w:ascii="Times New Roman" w:hAnsi="Times New Roman" w:cs="Times New Roman"/>
-          <w:bCs/>
-          <w:color w:val="000000" w:themeColor="text1"/>
-          <w:sz w:val="22"/>
-          <w:szCs w:val="22"/>
-        </w:rPr>
-        <w:t xml:space="preserve">. Abatzoglou, </w:t>
+        <w:t>3</w:t>
+      </w:r>
+      <w:r>
+        <w:rPr>
+          <w:rFonts w:ascii="Times New Roman" w:hAnsi="Times New Roman" w:cs="Times New Roman"/>
+          <w:bCs/>
+          <w:color w:val="000000" w:themeColor="text1"/>
+          <w:sz w:val="22"/>
+          <w:szCs w:val="22"/>
+        </w:rPr>
+        <w:t xml:space="preserve">. </w:t>
+      </w:r>
+      <w:r>
+        <w:rPr>
+          <w:rFonts w:ascii="Times New Roman" w:hAnsi="Times New Roman" w:cs="Times New Roman"/>
+          <w:bCs/>
+          <w:color w:val="000000" w:themeColor="text1"/>
+          <w:sz w:val="22"/>
+          <w:szCs w:val="22"/>
+        </w:rPr>
+        <w:t xml:space="preserve">Blumberg, J.E., </w:t>
       </w:r>
       <w:r>
         <w:rPr>
@@ -4852,98 +5583,40 @@
           <w:sz w:val="22"/>
           <w:szCs w:val="22"/>
         </w:rPr>
-        <w:t>, D. Wei,</w:t>
-      </w:r>
-      <w:r>
-        <w:rPr>
-          <w:rFonts w:ascii="Times New Roman" w:hAnsi="Times New Roman" w:cs="Times New Roman"/>
-          <w:bCs/>
-          <w:color w:val="000000" w:themeColor="text1"/>
-          <w:sz w:val="22"/>
-          <w:szCs w:val="22"/>
-        </w:rPr>
-        <w:t xml:space="preserve"> </w:t>
-      </w:r>
-      <w:r>
-        <w:rPr>
-          <w:rFonts w:ascii="Times New Roman" w:hAnsi="Times New Roman" w:cs="Times New Roman"/>
-          <w:color w:val="000000" w:themeColor="text1"/>
-          <w:sz w:val="22"/>
-          <w:szCs w:val="22"/>
-        </w:rPr>
-        <w:t>N.D. Mueller</w:t>
-      </w:r>
-      <w:r>
-        <w:rPr>
-          <w:rFonts w:ascii="Times New Roman" w:hAnsi="Times New Roman" w:cs="Times New Roman"/>
-          <w:color w:val="000000" w:themeColor="text1"/>
-          <w:sz w:val="22"/>
-          <w:szCs w:val="22"/>
-        </w:rPr>
-        <w:t>.</w:t>
-      </w:r>
-      <w:r>
-        <w:rPr>
-          <w:rFonts w:ascii="Times New Roman" w:hAnsi="Times New Roman" w:cs="Times New Roman"/>
-          <w:bCs/>
-          <w:color w:val="000000" w:themeColor="text1"/>
-          <w:sz w:val="22"/>
-          <w:szCs w:val="22"/>
-        </w:rPr>
-        <w:t xml:space="preserve"> </w:t>
-      </w:r>
-      <w:r>
-        <w:rPr>
-          <w:rFonts w:ascii="Times New Roman" w:hAnsi="Times New Roman" w:cs="Times New Roman"/>
-          <w:bCs/>
-          <w:color w:val="000000" w:themeColor="text1"/>
-          <w:sz w:val="22"/>
-          <w:szCs w:val="22"/>
-        </w:rPr>
-        <w:t>Irrigated crop yields reveal distinct influences of heat and moisture. (In Prep)</w:t>
-      </w:r>
-      <w:r>
-        <w:rPr>
-          <w:rFonts w:ascii="Times New Roman" w:hAnsi="Times New Roman" w:cs="Times New Roman"/>
-          <w:bCs/>
-          <w:color w:val="000000" w:themeColor="text1"/>
-          <w:sz w:val="22"/>
-          <w:szCs w:val="22"/>
-        </w:rPr>
-        <w:t>.</w:t>
-      </w:r>
-    </w:p>
-    <w:p>
-      <w:pPr>
-        <w:rPr>
-          <w:rFonts w:ascii="Times New Roman" w:hAnsi="Times New Roman" w:cs="Times New Roman"/>
-          <w:bCs/>
-          <w:color w:val="000000" w:themeColor="text1"/>
-          <w:sz w:val="22"/>
-          <w:szCs w:val="22"/>
-        </w:rPr>
-      </w:pPr>
-    </w:p>
-    <w:p>
-      <w:pPr>
-        <w:rPr>
-          <w:rFonts w:ascii="Times New Roman" w:hAnsi="Times New Roman" w:cs="Times New Roman"/>
-          <w:bCs/>
-          <w:color w:val="000000" w:themeColor="text1"/>
-          <w:sz w:val="22"/>
-          <w:szCs w:val="22"/>
-        </w:rPr>
-      </w:pPr>
-      <w:r>
-        <w:rPr>
-          <w:rFonts w:ascii="Times New Roman" w:hAnsi="Times New Roman" w:cs="Times New Roman"/>
-          <w:bCs/>
-          <w:color w:val="000000" w:themeColor="text1"/>
-          <w:sz w:val="22"/>
-          <w:szCs w:val="22"/>
-        </w:rPr>
-        <w:t>3</w:t>
-      </w:r>
+        <w:t xml:space="preserve">, </w:t>
+      </w:r>
+      <w:r>
+        <w:rPr>
+          <w:rFonts w:ascii="Times New Roman" w:hAnsi="Times New Roman" w:cs="Times New Roman"/>
+          <w:bCs/>
+          <w:color w:val="000000" w:themeColor="text1"/>
+          <w:sz w:val="22"/>
+          <w:szCs w:val="22"/>
+        </w:rPr>
+        <w:t>T.</w:t>
+      </w:r>
+      <w:r>
+        <w:rPr>
+          <w:rFonts w:ascii="Times New Roman" w:hAnsi="Times New Roman" w:cs="Times New Roman"/>
+          <w:bCs/>
+          <w:color w:val="000000" w:themeColor="text1"/>
+          <w:sz w:val="22"/>
+          <w:szCs w:val="22"/>
+        </w:rPr>
+        <w:t xml:space="preserve">W. </w:t>
+      </w:r>
+      <w:proofErr w:type="spellStart"/>
+      <w:r>
+        <w:rPr>
+          <w:rFonts w:ascii="Times New Roman" w:hAnsi="Times New Roman" w:cs="Times New Roman"/>
+          <w:bCs/>
+          <w:color w:val="000000" w:themeColor="text1"/>
+          <w:sz w:val="22"/>
+          <w:szCs w:val="22"/>
+        </w:rPr>
+        <w:t>Warziniack</w:t>
+      </w:r>
+      <w:proofErr w:type="spellEnd"/>
       <w:r>
         <w:rPr>
           <w:rFonts w:ascii="Times New Roman" w:hAnsi="Times New Roman" w:cs="Times New Roman"/>
@@ -4953,56 +5626,6 @@
           <w:szCs w:val="22"/>
         </w:rPr>
         <w:t xml:space="preserve">. </w:t>
-      </w:r>
-      <w:r>
-        <w:rPr>
-          <w:rFonts w:ascii="Times New Roman" w:hAnsi="Times New Roman" w:cs="Times New Roman"/>
-          <w:bCs/>
-          <w:color w:val="000000" w:themeColor="text1"/>
-          <w:sz w:val="22"/>
-          <w:szCs w:val="22"/>
-        </w:rPr>
-        <w:t xml:space="preserve">Blumberg, J.E., </w:t>
-      </w:r>
-      <w:r>
-        <w:rPr>
-          <w:rFonts w:ascii="Times New Roman" w:hAnsi="Times New Roman" w:cs="Times New Roman"/>
-          <w:b/>
-          <w:color w:val="000000" w:themeColor="text1"/>
-          <w:sz w:val="22"/>
-          <w:szCs w:val="22"/>
-        </w:rPr>
-        <w:t>A.W. Driscoll</w:t>
-      </w:r>
-      <w:r>
-        <w:rPr>
-          <w:rFonts w:ascii="Times New Roman" w:hAnsi="Times New Roman" w:cs="Times New Roman"/>
-          <w:bCs/>
-          <w:color w:val="000000" w:themeColor="text1"/>
-          <w:sz w:val="22"/>
-          <w:szCs w:val="22"/>
-        </w:rPr>
-        <w:t xml:space="preserve">, </w:t>
-      </w:r>
-      <w:r>
-        <w:rPr>
-          <w:rFonts w:ascii="Times New Roman" w:hAnsi="Times New Roman" w:cs="Times New Roman"/>
-          <w:bCs/>
-          <w:color w:val="000000" w:themeColor="text1"/>
-          <w:sz w:val="22"/>
-          <w:szCs w:val="22"/>
-        </w:rPr>
-        <w:t>T.</w:t>
-      </w:r>
-      <w:r>
-        <w:rPr>
-          <w:rFonts w:ascii="Times New Roman" w:hAnsi="Times New Roman" w:cs="Times New Roman"/>
-          <w:bCs/>
-          <w:color w:val="000000" w:themeColor="text1"/>
-          <w:sz w:val="22"/>
-          <w:szCs w:val="22"/>
-        </w:rPr>
-        <w:t xml:space="preserve">W. Warziniack. </w:t>
       </w:r>
       <w:r>
         <w:rPr>
@@ -5697,7 +6320,27 @@
           <w:sz w:val="22"/>
           <w:szCs w:val="22"/>
         </w:rPr>
-        <w:t>A.R. Kemanian, E.F. Kelly, D. Lombardozzi</w:t>
+        <w:t xml:space="preserve">A.R. </w:t>
+      </w:r>
+      <w:proofErr w:type="spellStart"/>
+      <w:r>
+        <w:rPr>
+          <w:rFonts w:ascii="Times New Roman" w:hAnsi="Times New Roman" w:cs="Times New Roman"/>
+          <w:color w:val="000000" w:themeColor="text1"/>
+          <w:sz w:val="22"/>
+          <w:szCs w:val="22"/>
+        </w:rPr>
+        <w:t>Kemanian</w:t>
+      </w:r>
+      <w:proofErr w:type="spellEnd"/>
+      <w:r>
+        <w:rPr>
+          <w:rFonts w:ascii="Times New Roman" w:hAnsi="Times New Roman" w:cs="Times New Roman"/>
+          <w:color w:val="000000" w:themeColor="text1"/>
+          <w:sz w:val="22"/>
+          <w:szCs w:val="22"/>
+        </w:rPr>
+        <w:t>, E.F. Kelly, D. Lombardozzi</w:t>
       </w:r>
       <w:r>
         <w:rPr>
@@ -6495,17 +7138,31 @@
           <w:szCs w:val="22"/>
         </w:rPr>
       </w:pPr>
-      <w:r>
-        <w:rPr>
-          <w:rFonts w:ascii="Times New Roman" w:hAnsi="Times New Roman" w:cs="Times New Roman"/>
-          <w:bCs/>
-          <w:i/>
-          <w:iCs/>
-          <w:color w:val="000000" w:themeColor="text1"/>
-          <w:sz w:val="22"/>
-          <w:szCs w:val="22"/>
-        </w:rPr>
-        <w:t>Ehleringer Lab, University of Utah, 2021</w:t>
+      <w:proofErr w:type="spellStart"/>
+      <w:r>
+        <w:rPr>
+          <w:rFonts w:ascii="Times New Roman" w:hAnsi="Times New Roman" w:cs="Times New Roman"/>
+          <w:bCs/>
+          <w:i/>
+          <w:iCs/>
+          <w:color w:val="000000" w:themeColor="text1"/>
+          <w:sz w:val="22"/>
+          <w:szCs w:val="22"/>
+        </w:rPr>
+        <w:t>Ehleringer</w:t>
+      </w:r>
+      <w:proofErr w:type="spellEnd"/>
+      <w:r>
+        <w:rPr>
+          <w:rFonts w:ascii="Times New Roman" w:hAnsi="Times New Roman" w:cs="Times New Roman"/>
+          <w:bCs/>
+          <w:i/>
+          <w:iCs/>
+          <w:color w:val="000000" w:themeColor="text1"/>
+          <w:sz w:val="22"/>
+          <w:szCs w:val="22"/>
+        </w:rPr>
+        <w:t xml:space="preserve"> Lab, University of Utah, 2021</w:t>
       </w:r>
       <w:r>
         <w:rPr>
@@ -6591,6 +7248,7 @@
           <w:szCs w:val="22"/>
         </w:rPr>
       </w:pPr>
+      <w:proofErr w:type="spellStart"/>
       <w:r>
         <w:rPr>
           <w:rFonts w:ascii="Times New Roman" w:hAnsi="Times New Roman" w:cs="Times New Roman"/>
@@ -6602,6 +7260,7 @@
         </w:rPr>
         <w:t>Vestaron</w:t>
       </w:r>
+      <w:proofErr w:type="spellEnd"/>
       <w:r>
         <w:rPr>
           <w:rFonts w:ascii="Times New Roman" w:hAnsi="Times New Roman" w:cs="Times New Roman"/>
@@ -6673,17 +7332,31 @@
           <w:szCs w:val="22"/>
         </w:rPr>
       </w:pPr>
-      <w:r>
-        <w:rPr>
-          <w:rFonts w:ascii="Times New Roman" w:hAnsi="Times New Roman" w:cs="Times New Roman"/>
-          <w:bCs/>
-          <w:i/>
-          <w:iCs/>
-          <w:color w:val="000000" w:themeColor="text1"/>
-          <w:sz w:val="22"/>
-          <w:szCs w:val="22"/>
-        </w:rPr>
-        <w:t>Ehleringer Lab, University of Utah, 2018</w:t>
+      <w:proofErr w:type="spellStart"/>
+      <w:r>
+        <w:rPr>
+          <w:rFonts w:ascii="Times New Roman" w:hAnsi="Times New Roman" w:cs="Times New Roman"/>
+          <w:bCs/>
+          <w:i/>
+          <w:iCs/>
+          <w:color w:val="000000" w:themeColor="text1"/>
+          <w:sz w:val="22"/>
+          <w:szCs w:val="22"/>
+        </w:rPr>
+        <w:t>Ehleringer</w:t>
+      </w:r>
+      <w:proofErr w:type="spellEnd"/>
+      <w:r>
+        <w:rPr>
+          <w:rFonts w:ascii="Times New Roman" w:hAnsi="Times New Roman" w:cs="Times New Roman"/>
+          <w:bCs/>
+          <w:i/>
+          <w:iCs/>
+          <w:color w:val="000000" w:themeColor="text1"/>
+          <w:sz w:val="22"/>
+          <w:szCs w:val="22"/>
+        </w:rPr>
+        <w:t xml:space="preserve"> Lab, University of Utah, 2018</w:t>
       </w:r>
       <w:r>
         <w:rPr>
@@ -6869,17 +7542,31 @@
           <w:szCs w:val="22"/>
         </w:rPr>
       </w:pPr>
-      <w:r>
-        <w:rPr>
-          <w:rFonts w:ascii="Times New Roman" w:hAnsi="Times New Roman" w:cs="Times New Roman"/>
-          <w:bCs/>
-          <w:i/>
-          <w:iCs/>
-          <w:color w:val="000000" w:themeColor="text1"/>
-          <w:sz w:val="22"/>
-          <w:szCs w:val="22"/>
-        </w:rPr>
-        <w:t>IsoForensics, 2018</w:t>
+      <w:proofErr w:type="spellStart"/>
+      <w:r>
+        <w:rPr>
+          <w:rFonts w:ascii="Times New Roman" w:hAnsi="Times New Roman" w:cs="Times New Roman"/>
+          <w:bCs/>
+          <w:i/>
+          <w:iCs/>
+          <w:color w:val="000000" w:themeColor="text1"/>
+          <w:sz w:val="22"/>
+          <w:szCs w:val="22"/>
+        </w:rPr>
+        <w:t>IsoForensics</w:t>
+      </w:r>
+      <w:proofErr w:type="spellEnd"/>
+      <w:r>
+        <w:rPr>
+          <w:rFonts w:ascii="Times New Roman" w:hAnsi="Times New Roman" w:cs="Times New Roman"/>
+          <w:bCs/>
+          <w:i/>
+          <w:iCs/>
+          <w:color w:val="000000" w:themeColor="text1"/>
+          <w:sz w:val="22"/>
+          <w:szCs w:val="22"/>
+        </w:rPr>
+        <w:t>, 2018</w:t>
       </w:r>
       <w:r>
         <w:rPr>
@@ -9002,7 +9689,47 @@
           <w:sz w:val="22"/>
           <w:szCs w:val="22"/>
         </w:rPr>
-        <w:t xml:space="preserve"> N.J. Planavsky, M.A.B. Siddik, S. Spencer, S. Zhang,</w:t>
+        <w:t xml:space="preserve"> N.J. </w:t>
+      </w:r>
+      <w:proofErr w:type="spellStart"/>
+      <w:r>
+        <w:rPr>
+          <w:rFonts w:ascii="Times New Roman" w:hAnsi="Times New Roman" w:cs="Times New Roman"/>
+          <w:color w:val="000000" w:themeColor="text1"/>
+          <w:sz w:val="22"/>
+          <w:szCs w:val="22"/>
+        </w:rPr>
+        <w:t>Planavsky</w:t>
+      </w:r>
+      <w:proofErr w:type="spellEnd"/>
+      <w:r>
+        <w:rPr>
+          <w:rFonts w:ascii="Times New Roman" w:hAnsi="Times New Roman" w:cs="Times New Roman"/>
+          <w:color w:val="000000" w:themeColor="text1"/>
+          <w:sz w:val="22"/>
+          <w:szCs w:val="22"/>
+        </w:rPr>
+        <w:t xml:space="preserve">, M.A.B. </w:t>
+      </w:r>
+      <w:proofErr w:type="spellStart"/>
+      <w:r>
+        <w:rPr>
+          <w:rFonts w:ascii="Times New Roman" w:hAnsi="Times New Roman" w:cs="Times New Roman"/>
+          <w:color w:val="000000" w:themeColor="text1"/>
+          <w:sz w:val="22"/>
+          <w:szCs w:val="22"/>
+        </w:rPr>
+        <w:t>Siddik</w:t>
+      </w:r>
+      <w:proofErr w:type="spellEnd"/>
+      <w:r>
+        <w:rPr>
+          <w:rFonts w:ascii="Times New Roman" w:hAnsi="Times New Roman" w:cs="Times New Roman"/>
+          <w:color w:val="000000" w:themeColor="text1"/>
+          <w:sz w:val="22"/>
+          <w:szCs w:val="22"/>
+        </w:rPr>
+        <w:t>, S. Spencer, S. Zhang,</w:t>
       </w:r>
       <w:r>
         <w:rPr>
@@ -9020,7 +9747,27 @@
           <w:sz w:val="22"/>
           <w:szCs w:val="22"/>
         </w:rPr>
-        <w:t>Climate tradeoffs and land use benefits of US irrigation. Global Land Programme Annual Meeting 2024. Invited oral presentation.</w:t>
+        <w:t xml:space="preserve">Climate tradeoffs and land use benefits of US irrigation. Global Land </w:t>
+      </w:r>
+      <w:proofErr w:type="spellStart"/>
+      <w:r>
+        <w:rPr>
+          <w:rFonts w:ascii="Times New Roman" w:hAnsi="Times New Roman" w:cs="Times New Roman"/>
+          <w:color w:val="000000" w:themeColor="text1"/>
+          <w:sz w:val="22"/>
+          <w:szCs w:val="22"/>
+        </w:rPr>
+        <w:t>Programme</w:t>
+      </w:r>
+      <w:proofErr w:type="spellEnd"/>
+      <w:r>
+        <w:rPr>
+          <w:rFonts w:ascii="Times New Roman" w:hAnsi="Times New Roman" w:cs="Times New Roman"/>
+          <w:color w:val="000000" w:themeColor="text1"/>
+          <w:sz w:val="22"/>
+          <w:szCs w:val="22"/>
+        </w:rPr>
+        <w:t xml:space="preserve"> Annual Meeting 2024. Invited oral presentation.</w:t>
       </w:r>
     </w:p>
     <w:p>
@@ -9462,7 +10209,47 @@
           <w:sz w:val="22"/>
           <w:szCs w:val="22"/>
         </w:rPr>
-        <w:t xml:space="preserve"> N.J. Planavsky, M.A.B. Siddik, S. Spencer, S. Zhang,</w:t>
+        <w:t xml:space="preserve"> N.J. </w:t>
+      </w:r>
+      <w:proofErr w:type="spellStart"/>
+      <w:r>
+        <w:rPr>
+          <w:rFonts w:ascii="Times New Roman" w:hAnsi="Times New Roman" w:cs="Times New Roman"/>
+          <w:color w:val="000000" w:themeColor="text1"/>
+          <w:sz w:val="22"/>
+          <w:szCs w:val="22"/>
+        </w:rPr>
+        <w:t>Planavsky</w:t>
+      </w:r>
+      <w:proofErr w:type="spellEnd"/>
+      <w:r>
+        <w:rPr>
+          <w:rFonts w:ascii="Times New Roman" w:hAnsi="Times New Roman" w:cs="Times New Roman"/>
+          <w:color w:val="000000" w:themeColor="text1"/>
+          <w:sz w:val="22"/>
+          <w:szCs w:val="22"/>
+        </w:rPr>
+        <w:t xml:space="preserve">, M.A.B. </w:t>
+      </w:r>
+      <w:proofErr w:type="spellStart"/>
+      <w:r>
+        <w:rPr>
+          <w:rFonts w:ascii="Times New Roman" w:hAnsi="Times New Roman" w:cs="Times New Roman"/>
+          <w:color w:val="000000" w:themeColor="text1"/>
+          <w:sz w:val="22"/>
+          <w:szCs w:val="22"/>
+        </w:rPr>
+        <w:t>Siddik</w:t>
+      </w:r>
+      <w:proofErr w:type="spellEnd"/>
+      <w:r>
+        <w:rPr>
+          <w:rFonts w:ascii="Times New Roman" w:hAnsi="Times New Roman" w:cs="Times New Roman"/>
+          <w:color w:val="000000" w:themeColor="text1"/>
+          <w:sz w:val="22"/>
+          <w:szCs w:val="22"/>
+        </w:rPr>
+        <w:t>, S. Spencer, S. Zhang,</w:t>
       </w:r>
       <w:r>
         <w:rPr>
@@ -9587,7 +10374,47 @@
           <w:sz w:val="22"/>
           <w:szCs w:val="22"/>
         </w:rPr>
-        <w:t xml:space="preserve"> N.J. Planavsky, M.A.B. Siddik, S. Spencer, S. Zhang,</w:t>
+        <w:t xml:space="preserve"> N.J. </w:t>
+      </w:r>
+      <w:proofErr w:type="spellStart"/>
+      <w:r>
+        <w:rPr>
+          <w:rFonts w:ascii="Times New Roman" w:hAnsi="Times New Roman" w:cs="Times New Roman"/>
+          <w:color w:val="000000" w:themeColor="text1"/>
+          <w:sz w:val="22"/>
+          <w:szCs w:val="22"/>
+        </w:rPr>
+        <w:t>Planavsky</w:t>
+      </w:r>
+      <w:proofErr w:type="spellEnd"/>
+      <w:r>
+        <w:rPr>
+          <w:rFonts w:ascii="Times New Roman" w:hAnsi="Times New Roman" w:cs="Times New Roman"/>
+          <w:color w:val="000000" w:themeColor="text1"/>
+          <w:sz w:val="22"/>
+          <w:szCs w:val="22"/>
+        </w:rPr>
+        <w:t xml:space="preserve">, M.A.B. </w:t>
+      </w:r>
+      <w:proofErr w:type="spellStart"/>
+      <w:r>
+        <w:rPr>
+          <w:rFonts w:ascii="Times New Roman" w:hAnsi="Times New Roman" w:cs="Times New Roman"/>
+          <w:color w:val="000000" w:themeColor="text1"/>
+          <w:sz w:val="22"/>
+          <w:szCs w:val="22"/>
+        </w:rPr>
+        <w:t>Siddik</w:t>
+      </w:r>
+      <w:proofErr w:type="spellEnd"/>
+      <w:r>
+        <w:rPr>
+          <w:rFonts w:ascii="Times New Roman" w:hAnsi="Times New Roman" w:cs="Times New Roman"/>
+          <w:color w:val="000000" w:themeColor="text1"/>
+          <w:sz w:val="22"/>
+          <w:szCs w:val="22"/>
+        </w:rPr>
+        <w:t>, S. Spencer, S. Zhang,</w:t>
       </w:r>
       <w:r>
         <w:rPr>
@@ -10206,8 +11033,19 @@
           <w:sz w:val="22"/>
           <w:szCs w:val="22"/>
         </w:rPr>
-        <w:t>, E. Kinnebrew, L. Kabeshita</w:t>
-      </w:r>
+        <w:t xml:space="preserve">, E. Kinnebrew, L. </w:t>
+      </w:r>
+      <w:proofErr w:type="spellStart"/>
+      <w:r>
+        <w:rPr>
+          <w:rFonts w:ascii="Times New Roman" w:eastAsia="Times New Roman" w:hAnsi="Times New Roman" w:cs="Times New Roman"/>
+          <w:color w:val="000000" w:themeColor="text1"/>
+          <w:sz w:val="22"/>
+          <w:szCs w:val="22"/>
+        </w:rPr>
+        <w:t>Kabeshita</w:t>
+      </w:r>
+      <w:proofErr w:type="spellEnd"/>
       <w:r>
         <w:rPr>
           <w:rFonts w:ascii="Times New Roman" w:eastAsia="Times New Roman" w:hAnsi="Times New Roman" w:cs="Times New Roman"/>
@@ -10355,7 +11193,27 @@
           <w:sz w:val="22"/>
           <w:szCs w:val="22"/>
         </w:rPr>
-        <w:t xml:space="preserve">and J. Podis. Reproductive effects of environmentally realistic cadmium exposures on </w:t>
+        <w:t xml:space="preserve">and J. </w:t>
+      </w:r>
+      <w:proofErr w:type="spellStart"/>
+      <w:r>
+        <w:rPr>
+          <w:rFonts w:ascii="Times New Roman" w:eastAsia="Times New Roman" w:hAnsi="Times New Roman" w:cs="Times New Roman"/>
+          <w:color w:val="000000"/>
+          <w:sz w:val="22"/>
+          <w:szCs w:val="22"/>
+        </w:rPr>
+        <w:t>Podis</w:t>
+      </w:r>
+      <w:proofErr w:type="spellEnd"/>
+      <w:r>
+        <w:rPr>
+          <w:rFonts w:ascii="Times New Roman" w:eastAsia="Times New Roman" w:hAnsi="Times New Roman" w:cs="Times New Roman"/>
+          <w:color w:val="000000"/>
+          <w:sz w:val="22"/>
+          <w:szCs w:val="22"/>
+        </w:rPr>
+        <w:t xml:space="preserve">. Reproductive effects of environmentally realistic cadmium exposures on </w:t>
       </w:r>
       <w:r>
         <w:rPr>
@@ -11962,7 +12820,27 @@
           <w:sz w:val="22"/>
           <w:szCs w:val="22"/>
         </w:rPr>
-        <w:t>Proceedings of the National Academy of Sciences, Biogeosciences, Nature Communications, Nature Water, Earth’s Future, Agricultural Water Management, Plant Biology</w:t>
+        <w:t xml:space="preserve">Proceedings of the National Academy of Sciences, </w:t>
+      </w:r>
+      <w:proofErr w:type="spellStart"/>
+      <w:r>
+        <w:rPr>
+          <w:rFonts w:ascii="Times New Roman" w:hAnsi="Times New Roman" w:cs="Times New Roman"/>
+          <w:color w:val="000000" w:themeColor="text1"/>
+          <w:sz w:val="22"/>
+          <w:szCs w:val="22"/>
+        </w:rPr>
+        <w:t>Biogeosciences</w:t>
+      </w:r>
+      <w:proofErr w:type="spellEnd"/>
+      <w:r>
+        <w:rPr>
+          <w:rFonts w:ascii="Times New Roman" w:hAnsi="Times New Roman" w:cs="Times New Roman"/>
+          <w:color w:val="000000" w:themeColor="text1"/>
+          <w:sz w:val="22"/>
+          <w:szCs w:val="22"/>
+        </w:rPr>
+        <w:t>, Nature Communications, Nature Water, Earth’s Future, Agricultural Water Management, Plant Biology</w:t>
       </w:r>
     </w:p>
     <w:p>
@@ -13239,6 +14117,7 @@
           <w:szCs w:val="22"/>
         </w:rPr>
       </w:pPr>
+      <w:proofErr w:type="spellStart"/>
       <w:r>
         <w:rPr>
           <w:rFonts w:ascii="Times New Roman" w:hAnsi="Times New Roman" w:cs="Times New Roman"/>
@@ -13250,6 +14129,7 @@
         </w:rPr>
         <w:t>Oraculi</w:t>
       </w:r>
+      <w:proofErr w:type="spellEnd"/>
       <w:r>
         <w:rPr>
           <w:rFonts w:ascii="Times New Roman" w:hAnsi="Times New Roman" w:cs="Times New Roman"/>
@@ -13603,7 +14483,31 @@
           <w:sz w:val="22"/>
           <w:szCs w:val="22"/>
         </w:rPr>
-        <w:t>Finca Sagrada, Vilcabamba, Ecuador, winter</w:t>
+        <w:t xml:space="preserve">Finca Sagrada, </w:t>
+      </w:r>
+      <w:proofErr w:type="spellStart"/>
+      <w:r>
+        <w:rPr>
+          <w:rFonts w:ascii="Times New Roman" w:hAnsi="Times New Roman" w:cs="Times New Roman"/>
+          <w:bCs/>
+          <w:i/>
+          <w:iCs/>
+          <w:sz w:val="22"/>
+          <w:szCs w:val="22"/>
+        </w:rPr>
+        <w:t>Vilcabamba</w:t>
+      </w:r>
+      <w:proofErr w:type="spellEnd"/>
+      <w:r>
+        <w:rPr>
+          <w:rFonts w:ascii="Times New Roman" w:hAnsi="Times New Roman" w:cs="Times New Roman"/>
+          <w:bCs/>
+          <w:i/>
+          <w:iCs/>
+          <w:sz w:val="22"/>
+          <w:szCs w:val="22"/>
+        </w:rPr>
+        <w:t>, Ecuador, winter</w:t>
       </w:r>
       <w:r>
         <w:rPr>
@@ -14116,7 +15020,25 @@
           <w:sz w:val="22"/>
           <w:szCs w:val="22"/>
         </w:rPr>
-        <w:t>New CSU research catalogs greenhouse gas emissions tied to energy use for interbasin water transfers.</w:t>
+        <w:t xml:space="preserve">New CSU research catalogs greenhouse gas emissions tied to energy use for </w:t>
+      </w:r>
+      <w:proofErr w:type="spellStart"/>
+      <w:r>
+        <w:rPr>
+          <w:rFonts w:ascii="Times New Roman" w:hAnsi="Times New Roman" w:cs="Times New Roman"/>
+          <w:sz w:val="22"/>
+          <w:szCs w:val="22"/>
+        </w:rPr>
+        <w:t>interbasin</w:t>
+      </w:r>
+      <w:proofErr w:type="spellEnd"/>
+      <w:r>
+        <w:rPr>
+          <w:rFonts w:ascii="Times New Roman" w:hAnsi="Times New Roman" w:cs="Times New Roman"/>
+          <w:sz w:val="22"/>
+          <w:szCs w:val="22"/>
+        </w:rPr>
+        <w:t xml:space="preserve"> water transfers.</w:t>
       </w:r>
       <w:r>
         <w:rPr>
